--- a/docs/계획서/version3.0/프로젝트계획서.docx
+++ b/docs/계획서/version3.0/프로젝트계획서.docx
@@ -4012,23 +4012,23 @@
                 <w:b w:val="0"/>
                 <w:sz w:val="15"/>
               </w:rPr>
-              <w:t>고도화 설계 (HF·갱신·관측)</w:t>
-            </w:r>
-          </w:p>
-          <w:p>
-            <w:pPr>
-              <w:spacing w:after="20" w:before="0"/>
-              <w:jc w:val="left"/>
-              <w:autoSpaceDE w:val="0"/>
-              <w:autoSpaceDN w:val="0"/>
-            </w:pPr>
-            <w:r>
-              <w:rPr>
-                <w:rFonts w:ascii="맑은 고딕" w:hAnsi="맑은 고딕" w:eastAsia="맑은 고딕"/>
-                <w:b w:val="0"/>
-                <w:sz w:val="15"/>
-              </w:rPr>
-              <w:t>반출 원가격 결함 수정 (실적)</w:t>
+              <w:t>고도화 설계 · HF 토큰 권한 · 6종 재실측</w:t>
+            </w:r>
+          </w:p>
+          <w:p>
+            <w:pPr>
+              <w:spacing w:after="20" w:before="0"/>
+              <w:jc w:val="left"/>
+              <w:autoSpaceDE w:val="0"/>
+              <w:autoSpaceDN w:val="0"/>
+            </w:pPr>
+            <w:r>
+              <w:rPr>
+                <w:rFonts w:ascii="맑은 고딕" w:hAnsi="맑은 고딕" w:eastAsia="맑은 고딕"/>
+                <w:b w:val="0"/>
+                <w:sz w:val="15"/>
+              </w:rPr>
+              <w:t>반출 원가격 결함 수정 · 공공데이터포털 v10 구현·대량수집 (실적)</w:t>
             </w:r>
           </w:p>
         </w:tc>
@@ -4162,23 +4162,23 @@
                 <w:b w:val="0"/>
                 <w:sz w:val="15"/>
               </w:rPr>
-              <w:t>HF 토큰 권한 · 6종 재실측</w:t>
-            </w:r>
-          </w:p>
-          <w:p>
-            <w:pPr>
-              <w:spacing w:after="20" w:before="0"/>
-              <w:jc w:val="left"/>
-              <w:autoSpaceDE w:val="0"/>
-              <w:autoSpaceDN w:val="0"/>
-            </w:pPr>
-            <w:r>
-              <w:rPr>
-                <w:rFonts w:ascii="맑은 고딕" w:hAnsi="맑은 고딕" w:eastAsia="맑은 고딕"/>
-                <w:b w:val="0"/>
-                <w:sz w:val="15"/>
-              </w:rPr>
-              <w:t>공공데이터포털 v10 착수</w:t>
+              <w:t>포털 법인 개요 수집 (약 2,900곳)</w:t>
+            </w:r>
+          </w:p>
+          <w:p>
+            <w:pPr>
+              <w:spacing w:after="20" w:before="0"/>
+              <w:jc w:val="left"/>
+              <w:autoSpaceDE w:val="0"/>
+              <w:autoSpaceDN w:val="0"/>
+            </w:pPr>
+            <w:r>
+              <w:rPr>
+                <w:rFonts w:ascii="맑은 고딕" w:hAnsi="맑은 고딕" w:eastAsia="맑은 고딕"/>
+                <w:b w:val="0"/>
+                <w:sz w:val="15"/>
+              </w:rPr>
+              <w:t>HF 단가 실측 · FastAPI 수집 API ⑩</w:t>
             </w:r>
           </w:p>
         </w:tc>
@@ -6088,7 +6088,7 @@
                 <w:b w:val="0"/>
                 <w:sz w:val="17"/>
               </w:rPr>
-              <w:t>7,488 → 12,368</w:t>
+              <w:t>7,488 → 13,283</w:t>
             </w:r>
           </w:p>
         </w:tc>
@@ -6110,7 +6110,23 @@
                 <w:b w:val="0"/>
                 <w:sz w:val="17"/>
               </w:rPr>
-              <w:t>동작 중. 시세 9,223,644행 · 재무 662,933행 · 거시 17,851행 · 수정주가 v9</w:t>
+              <w:t>동작 중. 시세 9,223,644행 · 재무 662,933행 · 거시 17,851행</w:t>
+            </w:r>
+          </w:p>
+          <w:p>
+            <w:pPr>
+              <w:spacing w:after="20" w:before="0"/>
+              <w:jc w:val="left"/>
+              <w:autoSpaceDE w:val="0"/>
+              <w:autoSpaceDN w:val="0"/>
+            </w:pPr>
+            <w:r>
+              <w:rPr>
+                <w:rFonts w:ascii="맑은 고딕" w:hAnsi="맑은 고딕" w:eastAsia="맑은 고딕"/>
+                <w:b w:val="0"/>
+                <w:sz w:val="17"/>
+              </w:rPr>
+              <w:t>수정주가 v9 · 종목 신원 v10 (코드↔법인등록번호↔ISIN)</w:t>
             </w:r>
           </w:p>
         </w:tc>
@@ -6156,7 +6172,7 @@
                 <w:b w:val="0"/>
                 <w:sz w:val="17"/>
               </w:rPr>
-              <w:t>772 → 3,067</w:t>
+              <w:t>772 → 3,240</w:t>
             </w:r>
           </w:p>
         </w:tc>
@@ -6224,7 +6240,7 @@
                 <w:b w:val="0"/>
                 <w:sz w:val="17"/>
               </w:rPr>
-              <w:t>228 → 683</w:t>
+              <w:t>228 → 961</w:t>
             </w:r>
           </w:p>
         </w:tc>
@@ -6292,7 +6308,7 @@
                 <w:b w:val="0"/>
                 <w:sz w:val="17"/>
               </w:rPr>
-              <w:t>2,348 → 3,227</w:t>
+              <w:t>2,348 → 3,267</w:t>
             </w:r>
           </w:p>
         </w:tc>
@@ -6428,7 +6444,7 @@
                 <w:b w:val="0"/>
                 <w:sz w:val="17"/>
               </w:rPr>
-              <w:t>2,523 → 7,934</w:t>
+              <w:t>2,523 → 9,550</w:t>
             </w:r>
           </w:p>
         </w:tc>
@@ -6450,7 +6466,7 @@
                 <w:b w:val="0"/>
                 <w:sz w:val="17"/>
               </w:rPr>
-              <w:t>동작 중 (수집·품질·반출·HF·키 점검 27종)</w:t>
+              <w:t>동작 중 (수집·품질·반출·HF·키 점검·신원검증 35종)</w:t>
             </w:r>
           </w:p>
         </w:tc>
@@ -6496,7 +6512,7 @@
                 <w:b w:val="0"/>
                 <w:sz w:val="17"/>
               </w:rPr>
-              <w:t>3,017 → 9,547</w:t>
+              <w:t>3,017 → 10,724</w:t>
             </w:r>
           </w:p>
         </w:tc>
@@ -6518,7 +6534,7 @@
                 <w:b w:val="0"/>
                 <w:sz w:val="17"/>
               </w:rPr>
-              <w:t>848 passed · 3 xfailed · 291초</w:t>
+              <w:t>924 passed · 3 xfailed · 259초</w:t>
             </w:r>
           </w:p>
         </w:tc>
@@ -6564,7 +6580,7 @@
                 <w:b w:val="0"/>
                 <w:sz w:val="17"/>
               </w:rPr>
-              <w:t>35 → 712</w:t>
+              <w:t>35 → 1,175</w:t>
             </w:r>
           </w:p>
         </w:tc>
@@ -6632,7 +6648,7 @@
                 <w:b w:val="0"/>
                 <w:sz w:val="17"/>
               </w:rPr>
-              <w:t>34 → 435</w:t>
+              <w:t>34 → 875</w:t>
             </w:r>
           </w:p>
         </w:tc>
